--- a/document_templates/russian_library/Претензии/Договорные_отношения_и_Гражданское_право/шаблон_Претензия_наследнику_по_долгам_наследодателя.docx
+++ b/document_templates/russian_library/Претензии/Договорные_отношения_и_Гражданское_право/шаблон_Претензия_наследнику_по_долгам_наследодателя.docx
@@ -65,7 +65,7 @@
           <w:rStyle w:val="citation-2284"/>
           <w:lang w:val="en-US"/>
         </w:rPr>
-        <w:t xml:space="preserve">: {{ w_t_w_r_w_prooferr_w_type_spellstart_w_r_w_rsidrpr_00d6695e_w_rpr_w_rstyle_w_val_citation_2284_w_lang_w_val_en_us_w_rpr_w_t_sender_info_passport_w_t_w_r_w_prooferr_w_type_spellend_w_r_w_rsidrpr_00d6695e_w_rpr_w_rstyle_w_val_citation_2284_w_lang_w_val_en_us_w_rpr_w_t_xml_space_preserve }}</w:t>
+        <w:t xml:space="preserve">: {{ sender_info_passport }}</w:t>
       </w:r>
     </w:p>
     <w:p>
@@ -101,7 +101,7 @@
           <w:rStyle w:val="citation-2283"/>
           <w:lang w:val="en-US"/>
         </w:rPr>
-        <w:t xml:space="preserve">: {{ w_t_w_r_w_prooferr_w_type_spellstart_w_r_w_rsidrpr_00d6695e_w_rpr_w_rstyle_w_val_citation_2283_w_lang_w_val_en_us_w_rpr_w_t_sender_address_w_t_w_r_w_prooferr_w_type_spellend_w_r_w_rsidrpr_00d6695e_w_rpr_w_rstyle_w_val_citation_2283_w_lang_w_val_en_us_w_rpr_w_t_xml_space_preserve }}</w:t>
+        <w:t xml:space="preserve">: {{ sender_address }}</w:t>
       </w:r>
     </w:p>
     <w:p>
@@ -113,13 +113,12 @@
           <w:lang w:val="en-US"/>
         </w:rPr>
       </w:pPr>
-      <w:proofErr w:type="gramStart"/>
       <w:r>
         <w:rPr>
           <w:rStyle w:val="citation-2282"/>
           <w:lang w:val="en-US"/>
         </w:rPr>
-        <w:t xml:space="preserve">{{ w_t_w_r_w_prooferr_w_type_spellstart_w_r_w_rsidrpr_00d6695e_w_rpr_w_rstyle_w_val_citation_2282_w_lang_w_val_en_us_w_rpr_w_t_document_w_t_w_r_w_prooferr_w_type_gramend_w_r_w_rsidrpr_00d6695e_w_rpr_w_rstyle_w_val_citation_2282_w_lang_w_val_en_us_w_rpr_w_t_date_w_t_w_r_w_prooferr_w_type_spellend_w_r_w_rsidrpr_00d6695e_w_rpr_w_rstyle_w_val_citation_2282_w_lang_w_val_en_us_w_rpr_w_t_xml_space_preserve }}</w:t>
+        <w:t xml:space="preserve">{{ document_date }}</w:t>
       </w:r>
     </w:p>
     <w:p>
@@ -141,7 +140,7 @@
           <w:rStyle w:val="citation-2281"/>
           <w:lang w:val="en-US"/>
         </w:rPr>
-        <w:t xml:space="preserve">: {{ w_t_w_r_w_prooferr_w_type_spellstart_w_r_w_rsidrpr_00d6695e_w_rpr_w_rstyle_w_val_citation_2281_w_lang_w_val_en_us_w_rpr_w_t_sender_phone_w_t_w_r_w_prooferr_w_type_spellend_w_r_w_rsidrpr_00d6695e_w_rpr_w_rstyle_w_val_citation_2281_w_lang_w_val_en_us_w_rpr_w_t_xml_space_preserve }} </w:t>
+        <w:t xml:space="preserve">: {{ sender_phone }} </w:t>
       </w:r>
     </w:p>
     <w:p>
@@ -367,7 +366,7 @@
           <w:szCs w:val="24"/>
           <w:lang w:val="en-US"/>
         </w:rPr>
-        <w:t xml:space="preserve">{{ w_t_w_r_w_prooferr_w_type_spellstart_w_r_w_rpr_w_rfonts_w_ascii_times_new_roman_w_hansi_times_new_roman_w_cs_times_new_roman_w_sz_w_val_24_w_szcs_w_val_24_w_lang_w_val_en_us_w_rpr_w_t_sender_full_name_w_t_w_r_w_prooferr_w_type_spellend_w_r_w_rpr_w_rfonts_w_ascii_times_new_roman_w_hansi_times_new_roman_w_cs_times_new_roman_w_sz_w_val_24_w_szcs_w_val_24_w_lang_w_val_en_us_w_rpr_w_t_xml_space_preserve }}</w:t>
+        <w:t xml:space="preserve">{{ sender_full_name }}</w:t>
       </w:r>
       <w:r>
         <w:rPr>
